--- a/por/docx/59.content.docx
+++ b/por/docx/59.content.docx
@@ -7690,19 +7690,7 @@
         <w:rPr>
           <w:lang w:val="pt_PT" w:bidi="pt_PT"/>
         </w:rPr>
-        <w:t xml:space="preserve">). • Nesta fase inicial do desenvolvimento da igreja (d.c 40; veja </w:t>
-      </w:r>
-      <w:r>
-        <w:rPr>
-          <w:lang w:val="pt_PT" w:bidi="pt_PT"/>
-        </w:rPr>
-        <w:t>Introdução ao Livro de Tiago</w:t>
-      </w:r>
-      <w:r>
-        <w:rPr>
-          <w:lang w:val="pt_PT" w:bidi="pt_PT"/>
-        </w:rPr>
-        <w:t xml:space="preserve">, “Data e Localização da Escrita”), a palavra igreja é aparentemente um termo não técnico que significa “congregação, assembleia” (cp. </w:t>
+        <w:t xml:space="preserve">). • Nesta fase inicial do desenvolvimento da igreja (d.c 40; veja Introdução ao Livro de Tiago, “Data e Localização da Escrita”), a palavra igreja é aparentemente um termo não técnico que significa “congregação, assembleia” (cp. </w:t>
       </w:r>
       <w:r>
         <w:rPr>
